--- a/docs/ex-tarifario/substancia-checklist-protocolo-sei.docx
+++ b/docs/ex-tarifario/substancia-checklist-protocolo-sei.docx
@@ -3275,7 +3275,7 @@
               <w:rPr>
                 <w:sz w:val="18"/>
               </w:rPr>
-              <w:t>8479.90.90*</w:t>
+              <w:t>8479.90.90 (*)</w:t>
             </w:r>
           </w:p>
         </w:tc>
@@ -3354,13 +3354,13 @@
     <w:p/>
     <w:p>
       <w:r>
-        <w:t>\</w:t>
+        <w:t>(</w:t>
       </w:r>
       <w:r>
         <w:rPr>
           <w:i/>
         </w:rPr>
-        <w:t xml:space="preserve"> Salvo parecer de classificação contrário do despachante (alternativa 8517.62.59, BIT, 20%). Seja qual for, </w:t>
+        <w:t xml:space="preserve">) Salvo parecer de classificação contrário do despachante (alternativa 8517.62.59, BIT, 20%). Seja qual for, </w:t>
       </w:r>
       <w:r>
         <w:rPr>
